--- a/ZhuHai/任务完成情况.docx
+++ b/ZhuHai/任务完成情况.docx
@@ -34,8 +34,6 @@
         </w:rPr>
         <w:t>考试期间有点紧，目前还探索不全，主要是bug太多修代码占了大量时间，目前还有很多待解决的bug）</w:t>
       </w:r>
-      <w:bookmarkStart w:id="0" w:name="_GoBack"/>
-      <w:bookmarkEnd w:id="0"/>
     </w:p>
     <w:p>
       <w:pPr>
@@ -134,8 +132,8 @@
       <w:r>
         <w:drawing>
           <wp:inline distT="0" distB="0" distL="114300" distR="114300">
-            <wp:extent cx="3092450" cy="1743710"/>
-            <wp:effectExtent l="0" t="0" r="6350" b="8890"/>
+            <wp:extent cx="3345815" cy="1886585"/>
+            <wp:effectExtent l="0" t="0" r="6985" b="5715"/>
             <wp:docPr id="1" name="图片 1"/>
             <wp:cNvGraphicFramePr>
               <a:graphicFrameLocks xmlns:a="http://schemas.openxmlformats.org/drawingml/2006/main" noChangeAspect="1"/>
@@ -158,7 +156,7 @@
                   <pic:spPr>
                     <a:xfrm>
                       <a:off x="0" y="0"/>
-                      <a:ext cx="3092450" cy="1743710"/>
+                      <a:ext cx="3345815" cy="1886585"/>
                     </a:xfrm>
                     <a:prstGeom prst="rect">
                       <a:avLst/>
@@ -193,16 +191,176 @@
         <w:spacing w:before="0" w:beforeLines="0" w:line="20" w:lineRule="atLeast"/>
         <w:textAlignment w:val="auto"/>
         <w:rPr>
-          <w:rFonts w:hint="eastAsia" w:eastAsia="微软雅黑"/>
-          <w:lang w:val="en-US" w:eastAsia="zh-CN"/>
-        </w:rPr>
-      </w:pPr>
-      <w:r>
-        <w:rPr>
           <w:rFonts w:hint="eastAsia"/>
           <w:lang w:val="en-US" w:eastAsia="zh-CN"/>
         </w:rPr>
-        <w:t>3，</w:t>
+      </w:pPr>
+      <w:r>
+        <w:rPr>
+          <w:rFonts w:hint="eastAsia"/>
+          <w:lang w:val="en-US" w:eastAsia="zh-CN"/>
+        </w:rPr>
+        <w:t>3，可视化知识图谱</w:t>
+      </w:r>
+      <w:bookmarkStart w:id="0" w:name="_GoBack"/>
+      <w:bookmarkEnd w:id="0"/>
+    </w:p>
+    <w:p>
+      <w:pPr>
+        <w:keepNext w:val="0"/>
+        <w:keepLines w:val="0"/>
+        <w:pageBreakBefore w:val="0"/>
+        <w:widowControl w:val="0"/>
+        <w:kinsoku/>
+        <w:wordWrap/>
+        <w:overflowPunct/>
+        <w:topLinePunct w:val="0"/>
+        <w:autoSpaceDE/>
+        <w:autoSpaceDN/>
+        <w:bidi w:val="0"/>
+        <w:adjustRightInd/>
+        <w:snapToGrid/>
+        <w:spacing w:before="0" w:beforeLines="0" w:line="20" w:lineRule="atLeast"/>
+        <w:textAlignment w:val="auto"/>
+      </w:pPr>
+      <w:r>
+        <w:drawing>
+          <wp:inline distT="0" distB="0" distL="114300" distR="114300">
+            <wp:extent cx="3502025" cy="1974215"/>
+            <wp:effectExtent l="0" t="0" r="3175" b="6985"/>
+            <wp:docPr id="2" name="图片 2"/>
+            <wp:cNvGraphicFramePr>
+              <a:graphicFrameLocks xmlns:a="http://schemas.openxmlformats.org/drawingml/2006/main" noChangeAspect="1"/>
+            </wp:cNvGraphicFramePr>
+            <a:graphic xmlns:a="http://schemas.openxmlformats.org/drawingml/2006/main">
+              <a:graphicData uri="http://schemas.openxmlformats.org/drawingml/2006/picture">
+                <pic:pic xmlns:pic="http://schemas.openxmlformats.org/drawingml/2006/picture">
+                  <pic:nvPicPr>
+                    <pic:cNvPr id="2" name="图片 2"/>
+                    <pic:cNvPicPr>
+                      <a:picLocks noChangeAspect="1"/>
+                    </pic:cNvPicPr>
+                  </pic:nvPicPr>
+                  <pic:blipFill>
+                    <a:blip r:embed="rId7"/>
+                    <a:stretch>
+                      <a:fillRect/>
+                    </a:stretch>
+                  </pic:blipFill>
+                  <pic:spPr>
+                    <a:xfrm>
+                      <a:off x="0" y="0"/>
+                      <a:ext cx="3502025" cy="1974215"/>
+                    </a:xfrm>
+                    <a:prstGeom prst="rect">
+                      <a:avLst/>
+                    </a:prstGeom>
+                    <a:noFill/>
+                    <a:ln>
+                      <a:noFill/>
+                    </a:ln>
+                  </pic:spPr>
+                </pic:pic>
+              </a:graphicData>
+            </a:graphic>
+          </wp:inline>
+        </w:drawing>
+      </w:r>
+    </w:p>
+    <w:p>
+      <w:pPr>
+        <w:keepNext w:val="0"/>
+        <w:keepLines w:val="0"/>
+        <w:pageBreakBefore w:val="0"/>
+        <w:widowControl w:val="0"/>
+        <w:kinsoku/>
+        <w:wordWrap/>
+        <w:overflowPunct/>
+        <w:topLinePunct w:val="0"/>
+        <w:autoSpaceDE/>
+        <w:autoSpaceDN/>
+        <w:bidi w:val="0"/>
+        <w:adjustRightInd/>
+        <w:snapToGrid/>
+        <w:spacing w:before="0" w:beforeLines="0" w:line="20" w:lineRule="atLeast"/>
+        <w:textAlignment w:val="auto"/>
+        <w:rPr>
+          <w:rFonts w:hint="eastAsia"/>
+          <w:lang w:val="en-US" w:eastAsia="zh-CN"/>
+        </w:rPr>
+      </w:pPr>
+      <w:r>
+        <w:rPr>
+          <w:rFonts w:hint="eastAsia"/>
+          <w:lang w:val="en-US" w:eastAsia="zh-CN"/>
+        </w:rPr>
+        <w:t>4，个性化角色编辑，根据用户想要的方式进行个性化学习流程</w:t>
+      </w:r>
+    </w:p>
+    <w:p>
+      <w:pPr>
+        <w:keepNext w:val="0"/>
+        <w:keepLines w:val="0"/>
+        <w:pageBreakBefore w:val="0"/>
+        <w:widowControl w:val="0"/>
+        <w:kinsoku/>
+        <w:wordWrap/>
+        <w:overflowPunct/>
+        <w:topLinePunct w:val="0"/>
+        <w:autoSpaceDE/>
+        <w:autoSpaceDN/>
+        <w:bidi w:val="0"/>
+        <w:adjustRightInd/>
+        <w:snapToGrid/>
+        <w:spacing w:before="0" w:beforeLines="0" w:line="20" w:lineRule="atLeast"/>
+        <w:textAlignment w:val="auto"/>
+        <w:rPr>
+          <w:rFonts w:hint="default"/>
+          <w:lang w:val="en-US" w:eastAsia="zh-CN"/>
+        </w:rPr>
+      </w:pPr>
+      <w:r>
+        <w:drawing>
+          <wp:inline distT="0" distB="0" distL="114300" distR="114300">
+            <wp:extent cx="3582035" cy="2019300"/>
+            <wp:effectExtent l="0" t="0" r="12065" b="0"/>
+            <wp:docPr id="3" name="图片 3"/>
+            <wp:cNvGraphicFramePr>
+              <a:graphicFrameLocks xmlns:a="http://schemas.openxmlformats.org/drawingml/2006/main" noChangeAspect="1"/>
+            </wp:cNvGraphicFramePr>
+            <a:graphic xmlns:a="http://schemas.openxmlformats.org/drawingml/2006/main">
+              <a:graphicData uri="http://schemas.openxmlformats.org/drawingml/2006/picture">
+                <pic:pic xmlns:pic="http://schemas.openxmlformats.org/drawingml/2006/picture">
+                  <pic:nvPicPr>
+                    <pic:cNvPr id="3" name="图片 3"/>
+                    <pic:cNvPicPr>
+                      <a:picLocks noChangeAspect="1"/>
+                    </pic:cNvPicPr>
+                  </pic:nvPicPr>
+                  <pic:blipFill>
+                    <a:blip r:embed="rId8"/>
+                    <a:stretch>
+                      <a:fillRect/>
+                    </a:stretch>
+                  </pic:blipFill>
+                  <pic:spPr>
+                    <a:xfrm>
+                      <a:off x="0" y="0"/>
+                      <a:ext cx="3582035" cy="2019300"/>
+                    </a:xfrm>
+                    <a:prstGeom prst="rect">
+                      <a:avLst/>
+                    </a:prstGeom>
+                    <a:noFill/>
+                    <a:ln>
+                      <a:noFill/>
+                    </a:ln>
+                  </pic:spPr>
+                </pic:pic>
+              </a:graphicData>
+            </a:graphic>
+          </wp:inline>
+        </w:drawing>
       </w:r>
     </w:p>
     <w:p>
